--- a/README.docx
+++ b/README.docx
@@ -1576,27 +1576,7 @@
           <w:sz w:val="20"/>
           <w:szCs w:val="20"/>
         </w:rPr>
-        <w:t xml:space="preserve">For a typical 'digital' show, requires some particular digital things working together, along with </w:t>
-      </w:r>
-      <w:proofErr w:type="spellStart"/>
-      <w:r>
-        <w:rPr>
-          <w:i/>
-          <w:iCs/>
-          <w:sz w:val="20"/>
-          <w:szCs w:val="20"/>
-        </w:rPr>
-        <w:t>DigiShow</w:t>
-      </w:r>
-      <w:proofErr w:type="spellEnd"/>
-      <w:r>
-        <w:rPr>
-          <w:i/>
-          <w:iCs/>
-          <w:sz w:val="20"/>
-          <w:szCs w:val="20"/>
-        </w:rPr>
-        <w:t xml:space="preserve"> LINK.</w:t>
+        <w:t>For a typical 'digital' show, requires some particular digital things working together, along with DigiShow LINK.</w:t>
       </w:r>
     </w:p>
     <w:p>
@@ -1680,7 +1660,7 @@
                 <w:szCs w:val="28"/>
               </w:rPr>
               <w:drawing>
-                <wp:inline distT="0" distB="0" distL="0" distR="0" wp14:anchorId="1C657724" wp14:editId="3AE71FF6">
+                <wp:inline distT="0" distB="0" distL="0" distR="0" wp14:anchorId="1C657724" wp14:editId="317C2269">
                   <wp:extent cx="4167391" cy="1135313"/>
                   <wp:effectExtent l="0" t="0" r="0" b="0"/>
                   <wp:docPr id="1723319668" name="Picture 5"/>
@@ -2439,20 +2419,623 @@
       <w:pPr>
         <w:pStyle w:val="Heading1"/>
       </w:pPr>
-      <w:proofErr w:type="spellStart"/>
       <w:r>
         <w:lastRenderedPageBreak/>
-        <w:t>DigiShow</w:t>
-      </w:r>
-      <w:proofErr w:type="spellEnd"/>
-      <w:r>
-        <w:t xml:space="preserve"> for Beginners</w:t>
+        <w:t>Example</w:t>
+      </w:r>
+      <w:r>
+        <w:t>s</w:t>
       </w:r>
     </w:p>
     <w:p/>
     <w:p>
-      <w:r>
-        <w:t>If you are using DigiShow for the first time, after successfully installing the software on your computer, we can try the following operations to learn and understand DigiShow's features.</w:t>
+      <w:pPr>
+        <w:pStyle w:val="NormalWeb"/>
+        <w:shd w:val="clear" w:color="auto" w:fill="FFFFFF"/>
+        <w:spacing w:before="0" w:beforeAutospacing="0" w:after="0" w:afterAutospacing="0"/>
+        <w:rPr>
+          <w:rFonts w:ascii="Segoe UI" w:hAnsi="Segoe UI" w:cs="Segoe UI"/>
+          <w:color w:val="1F2328"/>
+        </w:rPr>
+      </w:pPr>
+      <w:r>
+        <w:rPr>
+          <w:rFonts w:ascii="Segoe UI" w:hAnsi="Segoe UI" w:cs="Segoe UI"/>
+          <w:color w:val="1F2328"/>
+        </w:rPr>
+        <w:t>To better understand the features and capabilities of DigiShow, open the </w:t>
+      </w:r>
+      <w:r>
+        <w:rPr>
+          <w:rStyle w:val="HTMLCode"/>
+          <w:rFonts w:ascii="Menlo" w:hAnsi="Menlo" w:cs="Menlo"/>
+          <w:color w:val="1F2328"/>
+        </w:rPr>
+        <w:t>.dgs</w:t>
+      </w:r>
+      <w:r>
+        <w:rPr>
+          <w:rFonts w:ascii="Segoe UI" w:hAnsi="Segoe UI" w:cs="Segoe UI"/>
+          <w:color w:val="1F2328"/>
+        </w:rPr>
+        <w:t> example projects in the </w:t>
+      </w:r>
+      <w:r>
+        <w:rPr>
+          <w:rStyle w:val="HTMLCode"/>
+          <w:rFonts w:ascii="Menlo" w:hAnsi="Menlo" w:cs="Menlo"/>
+          <w:color w:val="1F2328"/>
+        </w:rPr>
+        <w:t>examples</w:t>
+      </w:r>
+      <w:r>
+        <w:rPr>
+          <w:rFonts w:ascii="Segoe UI" w:hAnsi="Segoe UI" w:cs="Segoe UI"/>
+          <w:color w:val="1F2328"/>
+        </w:rPr>
+        <w:t> folder using the installed DigiShow app:</w:t>
+      </w:r>
+    </w:p>
+    <w:p>
+      <w:pPr>
+        <w:pStyle w:val="NormalWeb"/>
+        <w:numPr>
+          <w:ilvl w:val="0"/>
+          <w:numId w:val="17"/>
+        </w:numPr>
+        <w:shd w:val="clear" w:color="auto" w:fill="FFFFFF"/>
+        <w:spacing w:before="240" w:beforeAutospacing="0" w:after="240" w:afterAutospacing="0"/>
+        <w:rPr>
+          <w:rFonts w:ascii="Segoe UI" w:hAnsi="Segoe UI" w:cs="Segoe UI"/>
+          <w:color w:val="1F2328"/>
+        </w:rPr>
+      </w:pPr>
+      <w:r>
+        <w:rPr>
+          <w:rStyle w:val="Strong"/>
+          <w:rFonts w:ascii="Segoe UI" w:hAnsi="Segoe UI" w:cs="Segoe UI"/>
+          <w:color w:val="1F2328"/>
+        </w:rPr>
+        <w:t>basic</w:t>
+      </w:r>
+    </w:p>
+    <w:p>
+      <w:pPr>
+        <w:pStyle w:val="NormalWeb"/>
+        <w:shd w:val="clear" w:color="auto" w:fill="FFFFFF"/>
+        <w:spacing w:before="240" w:beforeAutospacing="0" w:after="240" w:afterAutospacing="0"/>
+        <w:ind w:left="720"/>
+        <w:rPr>
+          <w:rFonts w:ascii="Segoe UI" w:hAnsi="Segoe UI" w:cs="Segoe UI"/>
+          <w:color w:val="1F2328"/>
+        </w:rPr>
+      </w:pPr>
+      <w:r>
+        <w:rPr>
+          <w:rFonts w:ascii="Segoe UI" w:hAnsi="Segoe UI" w:cs="Segoe UI"/>
+          <w:color w:val="1F2328"/>
+        </w:rPr>
+        <w:t>Beginner-friendly examples covering keyboard hotkeys, virtual pipes, presets, cues, and signal mapping (e.g., MIDI mapping).</w:t>
+      </w:r>
+    </w:p>
+    <w:p>
+      <w:pPr>
+        <w:pStyle w:val="NormalWeb"/>
+        <w:numPr>
+          <w:ilvl w:val="0"/>
+          <w:numId w:val="17"/>
+        </w:numPr>
+        <w:shd w:val="clear" w:color="auto" w:fill="FFFFFF"/>
+        <w:spacing w:before="240" w:beforeAutospacing="0" w:after="240" w:afterAutospacing="0"/>
+        <w:rPr>
+          <w:rFonts w:ascii="Segoe UI" w:hAnsi="Segoe UI" w:cs="Segoe UI"/>
+          <w:color w:val="1F2328"/>
+        </w:rPr>
+      </w:pPr>
+      <w:r>
+        <w:rPr>
+          <w:rStyle w:val="Strong"/>
+          <w:rFonts w:ascii="Segoe UI" w:hAnsi="Segoe UI" w:cs="Segoe UI"/>
+          <w:color w:val="1F2328"/>
+        </w:rPr>
+        <w:t>audio player</w:t>
+      </w:r>
+    </w:p>
+    <w:p>
+      <w:pPr>
+        <w:pStyle w:val="NormalWeb"/>
+        <w:shd w:val="clear" w:color="auto" w:fill="FFFFFF"/>
+        <w:spacing w:before="240" w:beforeAutospacing="0" w:after="240" w:afterAutospacing="0"/>
+        <w:ind w:left="720"/>
+        <w:rPr>
+          <w:rFonts w:ascii="Segoe UI" w:hAnsi="Segoe UI" w:cs="Segoe UI"/>
+          <w:color w:val="1F2328"/>
+        </w:rPr>
+      </w:pPr>
+      <w:r>
+        <w:rPr>
+          <w:rFonts w:ascii="Segoe UI" w:hAnsi="Segoe UI" w:cs="Segoe UI"/>
+          <w:color w:val="1F2328"/>
+        </w:rPr>
+        <w:t>Fun examples demonstrating how to make the most of the audio player interface.</w:t>
+      </w:r>
+    </w:p>
+    <w:p>
+      <w:pPr>
+        <w:pStyle w:val="NormalWeb"/>
+        <w:numPr>
+          <w:ilvl w:val="0"/>
+          <w:numId w:val="17"/>
+        </w:numPr>
+        <w:shd w:val="clear" w:color="auto" w:fill="FFFFFF"/>
+        <w:spacing w:before="240" w:beforeAutospacing="0" w:after="240" w:afterAutospacing="0"/>
+        <w:rPr>
+          <w:rFonts w:ascii="Segoe UI" w:hAnsi="Segoe UI" w:cs="Segoe UI"/>
+          <w:color w:val="1F2328"/>
+        </w:rPr>
+      </w:pPr>
+      <w:r>
+        <w:rPr>
+          <w:rStyle w:val="Strong"/>
+          <w:rFonts w:ascii="Segoe UI" w:hAnsi="Segoe UI" w:cs="Segoe UI"/>
+          <w:color w:val="1F2328"/>
+        </w:rPr>
+        <w:t>playback control</w:t>
+      </w:r>
+    </w:p>
+    <w:p>
+      <w:pPr>
+        <w:pStyle w:val="NormalWeb"/>
+        <w:shd w:val="clear" w:color="auto" w:fill="FFFFFF"/>
+        <w:spacing w:before="240" w:beforeAutospacing="0" w:after="240" w:afterAutospacing="0"/>
+        <w:ind w:left="720"/>
+        <w:rPr>
+          <w:rFonts w:ascii="Segoe UI" w:hAnsi="Segoe UI" w:cs="Segoe UI"/>
+          <w:color w:val="1F2328"/>
+        </w:rPr>
+      </w:pPr>
+      <w:r>
+        <w:rPr>
+          <w:rFonts w:ascii="Segoe UI" w:hAnsi="Segoe UI" w:cs="Segoe UI"/>
+          <w:color w:val="1F2328"/>
+        </w:rPr>
+        <w:t>Understanding playback control is a great way to learn interactive system design. We provide a series of progressive examples.</w:t>
+      </w:r>
+    </w:p>
+    <w:p>
+      <w:pPr>
+        <w:pStyle w:val="NormalWeb"/>
+        <w:numPr>
+          <w:ilvl w:val="0"/>
+          <w:numId w:val="17"/>
+        </w:numPr>
+        <w:shd w:val="clear" w:color="auto" w:fill="FFFFFF"/>
+        <w:spacing w:before="240" w:beforeAutospacing="0" w:after="240" w:afterAutospacing="0"/>
+        <w:rPr>
+          <w:rFonts w:ascii="Segoe UI" w:hAnsi="Segoe UI" w:cs="Segoe UI"/>
+          <w:color w:val="1F2328"/>
+        </w:rPr>
+      </w:pPr>
+      <w:r>
+        <w:rPr>
+          <w:rStyle w:val="Strong"/>
+          <w:rFonts w:ascii="Segoe UI" w:hAnsi="Segoe UI" w:cs="Segoe UI"/>
+          <w:color w:val="1F2328"/>
+        </w:rPr>
+        <w:t>presets and beats</w:t>
+      </w:r>
+    </w:p>
+    <w:p>
+      <w:pPr>
+        <w:pStyle w:val="NormalWeb"/>
+        <w:shd w:val="clear" w:color="auto" w:fill="FFFFFF"/>
+        <w:spacing w:before="240" w:beforeAutospacing="0" w:after="240" w:afterAutospacing="0"/>
+        <w:ind w:left="720"/>
+        <w:rPr>
+          <w:rFonts w:ascii="Segoe UI" w:hAnsi="Segoe UI" w:cs="Segoe UI"/>
+          <w:color w:val="1F2328"/>
+        </w:rPr>
+      </w:pPr>
+      <w:r>
+        <w:rPr>
+          <w:rFonts w:ascii="Segoe UI" w:hAnsi="Segoe UI" w:cs="Segoe UI"/>
+          <w:color w:val="1F2328"/>
+        </w:rPr>
+        <w:t xml:space="preserve">The Preset Launcher and Beat </w:t>
+      </w:r>
+      <w:r>
+        <w:rPr>
+          <w:rFonts w:ascii="Segoe UI" w:hAnsi="Segoe UI" w:cs="Segoe UI"/>
+          <w:color w:val="1F2328"/>
+          <w:lang w:val="en-US"/>
+        </w:rPr>
+        <w:t>Maker</w:t>
+      </w:r>
+      <w:r>
+        <w:rPr>
+          <w:rFonts w:ascii="Segoe UI" w:hAnsi="Segoe UI" w:cs="Segoe UI"/>
+          <w:color w:val="1F2328"/>
+        </w:rPr>
+        <w:t xml:space="preserve"> are key DigiShow components. We demonstrate them with progressive lighting console examples.</w:t>
+      </w:r>
+    </w:p>
+    <w:p>
+      <w:pPr>
+        <w:pStyle w:val="NormalWeb"/>
+        <w:numPr>
+          <w:ilvl w:val="0"/>
+          <w:numId w:val="17"/>
+        </w:numPr>
+        <w:shd w:val="clear" w:color="auto" w:fill="FFFFFF"/>
+        <w:spacing w:before="240" w:beforeAutospacing="0" w:after="240" w:afterAutospacing="0"/>
+        <w:rPr>
+          <w:rFonts w:ascii="Segoe UI" w:hAnsi="Segoe UI" w:cs="Segoe UI"/>
+          <w:color w:val="1F2328"/>
+        </w:rPr>
+      </w:pPr>
+      <w:r>
+        <w:rPr>
+          <w:rStyle w:val="Strong"/>
+          <w:rFonts w:ascii="Segoe UI" w:hAnsi="Segoe UI" w:cs="Segoe UI"/>
+          <w:color w:val="1F2328"/>
+        </w:rPr>
+        <w:t>audio input</w:t>
+      </w:r>
+    </w:p>
+    <w:p>
+      <w:pPr>
+        <w:pStyle w:val="NormalWeb"/>
+        <w:shd w:val="clear" w:color="auto" w:fill="FFFFFF"/>
+        <w:spacing w:before="240" w:beforeAutospacing="0" w:after="240" w:afterAutospacing="0"/>
+        <w:ind w:left="720"/>
+        <w:rPr>
+          <w:rFonts w:ascii="Segoe UI" w:hAnsi="Segoe UI" w:cs="Segoe UI"/>
+          <w:color w:val="1F2328"/>
+        </w:rPr>
+      </w:pPr>
+      <w:r>
+        <w:rPr>
+          <w:rFonts w:ascii="Segoe UI" w:hAnsi="Segoe UI" w:cs="Segoe UI"/>
+          <w:color w:val="1F2328"/>
+        </w:rPr>
+        <w:t>Learn how to connect a microphone or pickup via the Audio Input interface to obtain sound level (or vibration strength).</w:t>
+      </w:r>
+    </w:p>
+    <w:p>
+      <w:pPr>
+        <w:pStyle w:val="NormalWeb"/>
+        <w:numPr>
+          <w:ilvl w:val="0"/>
+          <w:numId w:val="17"/>
+        </w:numPr>
+        <w:shd w:val="clear" w:color="auto" w:fill="FFFFFF"/>
+        <w:spacing w:before="240" w:beforeAutospacing="0" w:after="240" w:afterAutospacing="0"/>
+        <w:rPr>
+          <w:rFonts w:ascii="Segoe UI" w:hAnsi="Segoe UI" w:cs="Segoe UI"/>
+          <w:color w:val="1F2328"/>
+        </w:rPr>
+      </w:pPr>
+      <w:r>
+        <w:rPr>
+          <w:rStyle w:val="Strong"/>
+          <w:rFonts w:ascii="Segoe UI" w:hAnsi="Segoe UI" w:cs="Segoe UI"/>
+          <w:color w:val="1F2328"/>
+        </w:rPr>
+        <w:t>dmx</w:t>
+      </w:r>
+    </w:p>
+    <w:p>
+      <w:pPr>
+        <w:pStyle w:val="NormalWeb"/>
+        <w:shd w:val="clear" w:color="auto" w:fill="FFFFFF"/>
+        <w:spacing w:before="240" w:beforeAutospacing="0" w:after="240" w:afterAutospacing="0"/>
+        <w:ind w:left="720"/>
+        <w:rPr>
+          <w:rFonts w:ascii="Segoe UI" w:hAnsi="Segoe UI" w:cs="Segoe UI"/>
+          <w:color w:val="1F2328"/>
+        </w:rPr>
+      </w:pPr>
+      <w:r>
+        <w:rPr>
+          <w:rFonts w:ascii="Segoe UI" w:hAnsi="Segoe UI" w:cs="Segoe UI"/>
+          <w:color w:val="1F2328"/>
+        </w:rPr>
+        <w:t>Control lights using DMX and ArtNet, examples include 512-channel dimmer testing and pixel mapping.</w:t>
+      </w:r>
+    </w:p>
+    <w:p>
+      <w:pPr>
+        <w:pStyle w:val="NormalWeb"/>
+        <w:numPr>
+          <w:ilvl w:val="0"/>
+          <w:numId w:val="17"/>
+        </w:numPr>
+        <w:shd w:val="clear" w:color="auto" w:fill="FFFFFF"/>
+        <w:spacing w:before="240" w:beforeAutospacing="0" w:after="240" w:afterAutospacing="0"/>
+        <w:rPr>
+          <w:rFonts w:ascii="Segoe UI" w:hAnsi="Segoe UI" w:cs="Segoe UI"/>
+          <w:color w:val="1F2328"/>
+        </w:rPr>
+      </w:pPr>
+      <w:r>
+        <w:rPr>
+          <w:rStyle w:val="Strong"/>
+          <w:rFonts w:ascii="Segoe UI" w:hAnsi="Segoe UI" w:cs="Segoe UI"/>
+          <w:color w:val="1F2328"/>
+        </w:rPr>
+        <w:t>screen</w:t>
+      </w:r>
+    </w:p>
+    <w:p>
+      <w:pPr>
+        <w:pStyle w:val="NormalWeb"/>
+        <w:shd w:val="clear" w:color="auto" w:fill="FFFFFF"/>
+        <w:spacing w:before="240" w:beforeAutospacing="0" w:after="240" w:afterAutospacing="0"/>
+        <w:ind w:left="720"/>
+        <w:rPr>
+          <w:rFonts w:ascii="Segoe UI" w:hAnsi="Segoe UI" w:cs="Segoe UI"/>
+          <w:color w:val="1F2328"/>
+        </w:rPr>
+      </w:pPr>
+      <w:r>
+        <w:rPr>
+          <w:rFonts w:ascii="Segoe UI" w:hAnsi="Segoe UI" w:cs="Segoe UI"/>
+          <w:color w:val="1F2328"/>
+        </w:rPr>
+        <w:lastRenderedPageBreak/>
+        <w:t>Dynamically display images or play videos within DigiShow's Screen interface.</w:t>
+      </w:r>
+    </w:p>
+    <w:p>
+      <w:pPr>
+        <w:pStyle w:val="NormalWeb"/>
+        <w:numPr>
+          <w:ilvl w:val="0"/>
+          <w:numId w:val="17"/>
+        </w:numPr>
+        <w:shd w:val="clear" w:color="auto" w:fill="FFFFFF"/>
+        <w:spacing w:before="240" w:beforeAutospacing="0" w:after="240" w:afterAutospacing="0"/>
+        <w:rPr>
+          <w:rFonts w:ascii="Segoe UI" w:hAnsi="Segoe UI" w:cs="Segoe UI"/>
+          <w:color w:val="1F2328"/>
+        </w:rPr>
+      </w:pPr>
+      <w:r>
+        <w:rPr>
+          <w:rStyle w:val="Strong"/>
+          <w:rFonts w:ascii="Segoe UI" w:hAnsi="Segoe UI" w:cs="Segoe UI"/>
+          <w:color w:val="1F2328"/>
+        </w:rPr>
+        <w:t>osc</w:t>
+      </w:r>
+    </w:p>
+    <w:p>
+      <w:pPr>
+        <w:pStyle w:val="NormalWeb"/>
+        <w:shd w:val="clear" w:color="auto" w:fill="FFFFFF"/>
+        <w:spacing w:before="240" w:beforeAutospacing="0" w:after="240" w:afterAutospacing="0"/>
+        <w:ind w:left="720"/>
+        <w:rPr>
+          <w:rFonts w:ascii="Segoe UI" w:hAnsi="Segoe UI" w:cs="Segoe UI"/>
+          <w:color w:val="1F2328"/>
+        </w:rPr>
+      </w:pPr>
+      <w:r>
+        <w:rPr>
+          <w:rFonts w:ascii="Segoe UI" w:hAnsi="Segoe UI" w:cs="Segoe UI"/>
+          <w:color w:val="1F2328"/>
+        </w:rPr>
+        <w:t>Exchange signal variables with external software in real time via OSC. Examples include TouchDesigner, Unity3D, Blender, and Python (works with AI agent).</w:t>
+      </w:r>
+    </w:p>
+    <w:p>
+      <w:pPr>
+        <w:pStyle w:val="NormalWeb"/>
+        <w:numPr>
+          <w:ilvl w:val="0"/>
+          <w:numId w:val="17"/>
+        </w:numPr>
+        <w:shd w:val="clear" w:color="auto" w:fill="FFFFFF"/>
+        <w:spacing w:before="240" w:beforeAutospacing="0" w:after="240" w:afterAutospacing="0"/>
+        <w:rPr>
+          <w:rFonts w:ascii="Segoe UI" w:hAnsi="Segoe UI" w:cs="Segoe UI"/>
+          <w:color w:val="1F2328"/>
+        </w:rPr>
+      </w:pPr>
+      <w:r>
+        <w:rPr>
+          <w:rStyle w:val="Strong"/>
+          <w:rFonts w:ascii="Segoe UI" w:hAnsi="Segoe UI" w:cs="Segoe UI"/>
+          <w:color w:val="1F2328"/>
+        </w:rPr>
+        <w:t>web app</w:t>
+      </w:r>
+    </w:p>
+    <w:p>
+      <w:pPr>
+        <w:pStyle w:val="NormalWeb"/>
+        <w:shd w:val="clear" w:color="auto" w:fill="FFFFFF"/>
+        <w:spacing w:before="240" w:beforeAutospacing="0" w:after="240" w:afterAutospacing="0"/>
+        <w:ind w:left="720"/>
+        <w:rPr>
+          <w:rFonts w:ascii="Segoe UI" w:hAnsi="Segoe UI" w:cs="Segoe UI"/>
+          <w:color w:val="1F2328"/>
+        </w:rPr>
+      </w:pPr>
+      <w:r>
+        <w:rPr>
+          <w:rFonts w:ascii="Segoe UI" w:hAnsi="Segoe UI" w:cs="Segoe UI"/>
+          <w:color w:val="1F2328"/>
+        </w:rPr>
+        <w:t>Build web apps that work with DigiShow, ideal for AI agent vibe coding.</w:t>
+      </w:r>
+    </w:p>
+    <w:p>
+      <w:pPr>
+        <w:pStyle w:val="NormalWeb"/>
+        <w:numPr>
+          <w:ilvl w:val="0"/>
+          <w:numId w:val="17"/>
+        </w:numPr>
+        <w:shd w:val="clear" w:color="auto" w:fill="FFFFFF"/>
+        <w:spacing w:before="240" w:beforeAutospacing="0" w:after="240" w:afterAutospacing="0"/>
+        <w:rPr>
+          <w:rFonts w:ascii="Segoe UI" w:hAnsi="Segoe UI" w:cs="Segoe UI"/>
+          <w:color w:val="1F2328"/>
+        </w:rPr>
+      </w:pPr>
+      <w:r>
+        <w:rPr>
+          <w:rStyle w:val="Strong"/>
+          <w:rFonts w:ascii="Segoe UI" w:hAnsi="Segoe UI" w:cs="Segoe UI"/>
+          <w:color w:val="1F2328"/>
+        </w:rPr>
+        <w:t>remote pipe</w:t>
+      </w:r>
+    </w:p>
+    <w:p>
+      <w:pPr>
+        <w:pStyle w:val="NormalWeb"/>
+        <w:shd w:val="clear" w:color="auto" w:fill="FFFFFF"/>
+        <w:spacing w:before="240" w:beforeAutospacing="0" w:after="240" w:afterAutospacing="0"/>
+        <w:ind w:left="720"/>
+        <w:rPr>
+          <w:rFonts w:ascii="Segoe UI" w:hAnsi="Segoe UI" w:cs="Segoe UI"/>
+          <w:color w:val="1F2328"/>
+        </w:rPr>
+      </w:pPr>
+      <w:r>
+        <w:rPr>
+          <w:rFonts w:ascii="Segoe UI" w:hAnsi="Segoe UI" w:cs="Segoe UI"/>
+          <w:color w:val="1F2328"/>
+        </w:rPr>
+        <w:t>Explains how to use Remote Virtual Pipes to synchronize signals between two DigiShow instances, as well as communication with WebSocket clients in web pages or python scripts.</w:t>
+      </w:r>
+    </w:p>
+    <w:p>
+      <w:pPr>
+        <w:pStyle w:val="NormalWeb"/>
+        <w:numPr>
+          <w:ilvl w:val="0"/>
+          <w:numId w:val="17"/>
+        </w:numPr>
+        <w:shd w:val="clear" w:color="auto" w:fill="FFFFFF"/>
+        <w:spacing w:before="240" w:beforeAutospacing="0" w:after="240" w:afterAutospacing="0"/>
+        <w:rPr>
+          <w:rFonts w:ascii="Segoe UI" w:hAnsi="Segoe UI" w:cs="Segoe UI"/>
+          <w:color w:val="1F2328"/>
+        </w:rPr>
+      </w:pPr>
+      <w:r>
+        <w:rPr>
+          <w:rStyle w:val="Strong"/>
+          <w:rFonts w:ascii="Segoe UI" w:hAnsi="Segoe UI" w:cs="Segoe UI"/>
+          <w:color w:val="1F2328"/>
+        </w:rPr>
+        <w:t>javascript</w:t>
+      </w:r>
+    </w:p>
+    <w:p>
+      <w:pPr>
+        <w:pStyle w:val="NormalWeb"/>
+        <w:shd w:val="clear" w:color="auto" w:fill="FFFFFF"/>
+        <w:spacing w:before="240" w:beforeAutospacing="0" w:after="240" w:afterAutospacing="0"/>
+        <w:ind w:left="720"/>
+        <w:rPr>
+          <w:rFonts w:ascii="Segoe UI" w:hAnsi="Segoe UI" w:cs="Segoe UI"/>
+          <w:color w:val="1F2328"/>
+        </w:rPr>
+      </w:pPr>
+      <w:r>
+        <w:rPr>
+          <w:rFonts w:ascii="Segoe UI" w:hAnsi="Segoe UI" w:cs="Segoe UI"/>
+          <w:color w:val="1F2328"/>
+        </w:rPr>
+        <w:t>Use JavaScript expressions and scripts in DigiShow to implement more intelligent logic.</w:t>
+      </w:r>
+    </w:p>
+    <w:p>
+      <w:pPr>
+        <w:pStyle w:val="NormalWeb"/>
+        <w:numPr>
+          <w:ilvl w:val="0"/>
+          <w:numId w:val="17"/>
+        </w:numPr>
+        <w:shd w:val="clear" w:color="auto" w:fill="FFFFFF"/>
+        <w:spacing w:before="240" w:beforeAutospacing="0" w:after="240" w:afterAutospacing="0"/>
+        <w:rPr>
+          <w:rFonts w:ascii="Segoe UI" w:hAnsi="Segoe UI" w:cs="Segoe UI"/>
+          <w:color w:val="1F2328"/>
+        </w:rPr>
+      </w:pPr>
+      <w:r>
+        <w:rPr>
+          <w:rStyle w:val="Strong"/>
+          <w:rFonts w:ascii="Segoe UI" w:hAnsi="Segoe UI" w:cs="Segoe UI"/>
+          <w:color w:val="1F2328"/>
+        </w:rPr>
+        <w:t>ableton</w:t>
+      </w:r>
+    </w:p>
+    <w:p>
+      <w:pPr>
+        <w:pStyle w:val="NormalWeb"/>
+        <w:shd w:val="clear" w:color="auto" w:fill="FFFFFF"/>
+        <w:spacing w:before="240" w:beforeAutospacing="0" w:after="240" w:afterAutospacing="0"/>
+        <w:ind w:left="720"/>
+        <w:rPr>
+          <w:rFonts w:ascii="Segoe UI" w:hAnsi="Segoe UI" w:cs="Segoe UI"/>
+          <w:color w:val="1F2328"/>
+        </w:rPr>
+      </w:pPr>
+      <w:r>
+        <w:rPr>
+          <w:rFonts w:ascii="Segoe UI" w:hAnsi="Segoe UI" w:cs="Segoe UI"/>
+          <w:color w:val="1F2328"/>
+        </w:rPr>
+        <w:t>A complete demo using DigiShow with Ableton Live for making music installations.</w:t>
+      </w:r>
+    </w:p>
+    <w:p>
+      <w:pPr>
+        <w:pStyle w:val="NormalWeb"/>
+        <w:numPr>
+          <w:ilvl w:val="0"/>
+          <w:numId w:val="17"/>
+        </w:numPr>
+        <w:shd w:val="clear" w:color="auto" w:fill="FFFFFF"/>
+        <w:spacing w:before="240" w:beforeAutospacing="0" w:after="240" w:afterAutospacing="0"/>
+        <w:rPr>
+          <w:rFonts w:ascii="Segoe UI" w:hAnsi="Segoe UI" w:cs="Segoe UI"/>
+          <w:color w:val="1F2328"/>
+        </w:rPr>
+      </w:pPr>
+      <w:r>
+        <w:rPr>
+          <w:rStyle w:val="Strong"/>
+          <w:rFonts w:ascii="Segoe UI" w:hAnsi="Segoe UI" w:cs="Segoe UI"/>
+          <w:color w:val="1F2328"/>
+        </w:rPr>
+        <w:t>wireless</w:t>
+      </w:r>
+    </w:p>
+    <w:p>
+      <w:pPr>
+        <w:pStyle w:val="NormalWeb"/>
+        <w:shd w:val="clear" w:color="auto" w:fill="FFFFFF"/>
+        <w:spacing w:before="240" w:beforeAutospacing="0" w:after="240" w:afterAutospacing="0"/>
+        <w:ind w:left="720"/>
+        <w:rPr>
+          <w:rFonts w:ascii="Segoe UI" w:hAnsi="Segoe UI" w:cs="Segoe UI"/>
+          <w:color w:val="1F2328"/>
+        </w:rPr>
+      </w:pPr>
+      <w:r>
+        <w:rPr>
+          <w:rFonts w:ascii="Segoe UI" w:hAnsi="Segoe UI" w:cs="Segoe UI"/>
+          <w:color w:val="1F2328"/>
+        </w:rPr>
+        <w:t>Build interactive wireless gadgets for DigiShow using ESP32 Arduino (via WiFi and Bluetooth).</w:t>
       </w:r>
     </w:p>
     <w:p/>
@@ -2460,552 +3043,6 @@
     <w:p>
       <w:pPr>
         <w:rPr>
-          <w:b/>
-          <w:bCs/>
-        </w:rPr>
-      </w:pPr>
-      <w:r>
-        <w:rPr>
-          <w:b/>
-          <w:bCs/>
-        </w:rPr>
-        <w:t>1. Configure Interfaces</w:t>
-      </w:r>
-    </w:p>
-    <w:p>
-      <w:r>
-        <w:t xml:space="preserve">Set up control interfaces (e.g., MIDI, DMX, Arduino) for audio, lighting, and interactive devices in the Interface Manager. </w:t>
-      </w:r>
-    </w:p>
-    <w:p/>
-    <w:p>
-      <w:pPr>
-        <w:pStyle w:val="ListParagraph"/>
-        <w:numPr>
-          <w:ilvl w:val="0"/>
-          <w:numId w:val="12"/>
-        </w:numPr>
-      </w:pPr>
-      <w:r>
-        <w:t>Click the "Interface Manager" button in the top-right corner of the main window, select "Screen", click "+" to add a screen presentation interface, and set it as "Preview Window" type. Close the "Interface Manager" dialog when done.</w:t>
-      </w:r>
-    </w:p>
-    <w:p/>
-    <w:p>
-      <w:pPr>
-        <w:pStyle w:val="ListParagraph"/>
-        <w:numPr>
-          <w:ilvl w:val="0"/>
-          <w:numId w:val="12"/>
-        </w:numPr>
-      </w:pPr>
-      <w:r>
-        <w:t>In the following experiment, we won't need to connect physical lighting fixtures. Instead, we'll use a screen window to simulate an RGB full-color dimming light.</w:t>
-      </w:r>
-    </w:p>
-    <w:p/>
-    <w:p/>
-    <w:p>
-      <w:pPr>
-        <w:rPr>
-          <w:b/>
-          <w:bCs/>
-        </w:rPr>
-      </w:pPr>
-      <w:r>
-        <w:rPr>
-          <w:b/>
-          <w:bCs/>
-        </w:rPr>
-        <w:t>2. Add Signal Links</w:t>
-      </w:r>
-    </w:p>
-    <w:p>
-      <w:r>
-        <w:t xml:space="preserve">Add signal bars in the Signal Link Table and assign specific outputs to them, where adjust output values in real time using faders. </w:t>
-      </w:r>
-    </w:p>
-    <w:p/>
-    <w:p>
-      <w:pPr>
-        <w:pStyle w:val="ListParagraph"/>
-        <w:numPr>
-          <w:ilvl w:val="0"/>
-          <w:numId w:val="12"/>
-        </w:numPr>
-      </w:pPr>
-      <w:r>
-        <w:t>Click the "+" button in the top-left corner of the main window three times to create three blank signal bars in the Signal Link Table. Select the first signal bar, and in the bottom-right of the main window, set "Output Destination" to "Screen (Preview Window)" + "Backlight" + "Red", then click the "Apply" button.</w:t>
-      </w:r>
-    </w:p>
-    <w:p/>
-    <w:p>
-      <w:pPr>
-        <w:pStyle w:val="ListParagraph"/>
-        <w:numPr>
-          <w:ilvl w:val="0"/>
-          <w:numId w:val="12"/>
-        </w:numPr>
-      </w:pPr>
-      <w:r>
-        <w:t>Continue selecting the second and third signal bars in the Signal Link Table and set their "Output Destination" to "Screen (Preview Window)" + "Backlight". Change the color options to "Green" and "Blue" respectively, then click the "Apply" button.</w:t>
-      </w:r>
-    </w:p>
-    <w:p>
-      <w:pPr>
-        <w:rPr>
-          <w:lang w:val="en-US"/>
-        </w:rPr>
-      </w:pPr>
-    </w:p>
-    <w:p>
-      <w:pPr>
-        <w:pStyle w:val="ListParagraph"/>
-        <w:numPr>
-          <w:ilvl w:val="0"/>
-          <w:numId w:val="12"/>
-        </w:numPr>
-      </w:pPr>
-      <w:r>
-        <w:t xml:space="preserve">Click </w:t>
-      </w:r>
-      <w:r>
-        <w:rPr>
-          <w:rFonts w:cs="Times New Roman (Body CS)"/>
-          <w:i/>
-          <w:iCs/>
-          <w:noProof/>
-          <w:position w:val="-4"/>
-        </w:rPr>
-        <w:drawing>
-          <wp:inline distT="0" distB="0" distL="0" distR="0" wp14:anchorId="72BEE711" wp14:editId="4DEE60F3">
-            <wp:extent cx="139827" cy="139827"/>
-            <wp:effectExtent l="0" t="0" r="0" b="0"/>
-            <wp:docPr id="1859519689" name="Picture 1"/>
-            <wp:cNvGraphicFramePr>
-              <a:graphicFrameLocks xmlns:a="http://schemas.openxmlformats.org/drawingml/2006/main" noChangeAspect="1"/>
-            </wp:cNvGraphicFramePr>
-            <a:graphic xmlns:a="http://schemas.openxmlformats.org/drawingml/2006/main">
-              <a:graphicData uri="http://schemas.openxmlformats.org/drawingml/2006/picture">
-                <pic:pic xmlns:pic="http://schemas.openxmlformats.org/drawingml/2006/picture">
-                  <pic:nvPicPr>
-                    <pic:cNvPr id="1859519689" name=""/>
-                    <pic:cNvPicPr/>
-                  </pic:nvPicPr>
-                  <pic:blipFill>
-                    <a:blip r:embed="rId13"/>
-                    <a:stretch>
-                      <a:fillRect/>
-                    </a:stretch>
-                  </pic:blipFill>
-                  <pic:spPr>
-                    <a:xfrm>
-                      <a:off x="0" y="0"/>
-                      <a:ext cx="164687" cy="164687"/>
-                    </a:xfrm>
-                    <a:prstGeom prst="rect">
-                      <a:avLst/>
-                    </a:prstGeom>
-                  </pic:spPr>
-                </pic:pic>
-              </a:graphicData>
-            </a:graphic>
-          </wp:inline>
-        </w:drawing>
-      </w:r>
-      <w:r>
-        <w:rPr>
-          <w:lang w:val="en-US"/>
-        </w:rPr>
-        <w:t xml:space="preserve"> </w:t>
-      </w:r>
-      <w:r>
-        <w:t>the play button at the top of the main window to start our first DigiShow project. You'll see a window with a black background appear on the screen. Move it to the side for observation.</w:t>
-      </w:r>
-    </w:p>
-    <w:p/>
-    <w:p>
-      <w:pPr>
-        <w:pStyle w:val="ListParagraph"/>
-        <w:numPr>
-          <w:ilvl w:val="0"/>
-          <w:numId w:val="12"/>
-        </w:numPr>
-      </w:pPr>
-      <w:r>
-        <w:t>Drag the three faders on the signal bars to change the color and brightness of the preview window. The three faders correspond to the red, green, and blue color channels respectively.</w:t>
-      </w:r>
-    </w:p>
-    <w:p/>
-    <w:p>
-      <w:pPr>
-        <w:rPr>
-          <w:b/>
-          <w:bCs/>
-        </w:rPr>
-      </w:pPr>
-      <w:r>
-        <w:rPr>
-          <w:b/>
-          <w:bCs/>
-        </w:rPr>
-        <w:lastRenderedPageBreak/>
-        <w:t>3. Save Scenes</w:t>
-      </w:r>
-    </w:p>
-    <w:p>
-      <w:r>
-        <w:t xml:space="preserve">Save output values in the grouped signal bars as Presets for specific scenarios. Store timeline-based signal output curves in the Cue Player. </w:t>
-      </w:r>
-    </w:p>
-    <w:p/>
-    <w:p>
-      <w:pPr>
-        <w:pStyle w:val="ListParagraph"/>
-        <w:numPr>
-          <w:ilvl w:val="0"/>
-          <w:numId w:val="12"/>
-        </w:numPr>
-      </w:pPr>
-      <w:r>
-        <w:t xml:space="preserve">Click </w:t>
-      </w:r>
-      <w:r>
-        <w:rPr>
-          <w:rFonts w:cs="Times New Roman (Body CS)"/>
-          <w:noProof/>
-          <w:position w:val="-4"/>
-        </w:rPr>
-        <w:drawing>
-          <wp:inline distT="0" distB="0" distL="0" distR="0" wp14:anchorId="3C24DF0E" wp14:editId="28C01869">
-            <wp:extent cx="185056" cy="152400"/>
-            <wp:effectExtent l="0" t="0" r="5715" b="0"/>
-            <wp:docPr id="215654707" name="Picture 1"/>
-            <wp:cNvGraphicFramePr>
-              <a:graphicFrameLocks xmlns:a="http://schemas.openxmlformats.org/drawingml/2006/main" noChangeAspect="1"/>
-            </wp:cNvGraphicFramePr>
-            <a:graphic xmlns:a="http://schemas.openxmlformats.org/drawingml/2006/main">
-              <a:graphicData uri="http://schemas.openxmlformats.org/drawingml/2006/picture">
-                <pic:pic xmlns:pic="http://schemas.openxmlformats.org/drawingml/2006/picture">
-                  <pic:nvPicPr>
-                    <pic:cNvPr id="215654707" name=""/>
-                    <pic:cNvPicPr/>
-                  </pic:nvPicPr>
-                  <pic:blipFill>
-                    <a:blip r:embed="rId14"/>
-                    <a:stretch>
-                      <a:fillRect/>
-                    </a:stretch>
-                  </pic:blipFill>
-                  <pic:spPr>
-                    <a:xfrm>
-                      <a:off x="0" y="0"/>
-                      <a:ext cx="202740" cy="166963"/>
-                    </a:xfrm>
-                    <a:prstGeom prst="rect">
-                      <a:avLst/>
-                    </a:prstGeom>
-                  </pic:spPr>
-                </pic:pic>
-              </a:graphicData>
-            </a:graphic>
-          </wp:inline>
-        </w:drawing>
-      </w:r>
-      <w:r>
-        <w:rPr>
-          <w:lang w:val="en-US"/>
-        </w:rPr>
-        <w:t xml:space="preserve"> </w:t>
-      </w:r>
-      <w:r>
-        <w:t>the grid button at the top of the main window, and a Preset Launcher panel with many buttons will appear. Right-click the "Preset 1" button and select "Create Preset" from the popup context menu.</w:t>
-      </w:r>
-    </w:p>
-    <w:p/>
-    <w:p>
-      <w:pPr>
-        <w:pStyle w:val="ListParagraph"/>
-        <w:numPr>
-          <w:ilvl w:val="0"/>
-          <w:numId w:val="12"/>
-        </w:numPr>
-      </w:pPr>
-      <w:r>
-        <w:t xml:space="preserve">At this point, you'll notice a "+CUE" button </w:t>
-      </w:r>
-      <w:r>
-        <w:rPr>
-          <w:rFonts w:cs="Times New Roman (Body CS)"/>
-          <w:noProof/>
-          <w:position w:val="-4"/>
-        </w:rPr>
-        <w:drawing>
-          <wp:inline distT="0" distB="0" distL="0" distR="0" wp14:anchorId="4FBB38CF" wp14:editId="167A1FE8">
-            <wp:extent cx="384048" cy="122197"/>
-            <wp:effectExtent l="0" t="0" r="0" b="5080"/>
-            <wp:docPr id="691121915" name="Picture 1"/>
-            <wp:cNvGraphicFramePr>
-              <a:graphicFrameLocks xmlns:a="http://schemas.openxmlformats.org/drawingml/2006/main" noChangeAspect="1"/>
-            </wp:cNvGraphicFramePr>
-            <a:graphic xmlns:a="http://schemas.openxmlformats.org/drawingml/2006/main">
-              <a:graphicData uri="http://schemas.openxmlformats.org/drawingml/2006/picture">
-                <pic:pic xmlns:pic="http://schemas.openxmlformats.org/drawingml/2006/picture">
-                  <pic:nvPicPr>
-                    <pic:cNvPr id="691121915" name=""/>
-                    <pic:cNvPicPr/>
-                  </pic:nvPicPr>
-                  <pic:blipFill>
-                    <a:blip r:embed="rId15"/>
-                    <a:stretch>
-                      <a:fillRect/>
-                    </a:stretch>
-                  </pic:blipFill>
-                  <pic:spPr>
-                    <a:xfrm>
-                      <a:off x="0" y="0"/>
-                      <a:ext cx="452022" cy="143825"/>
-                    </a:xfrm>
-                    <a:prstGeom prst="rect">
-                      <a:avLst/>
-                    </a:prstGeom>
-                  </pic:spPr>
-                </pic:pic>
-              </a:graphicData>
-            </a:graphic>
-          </wp:inline>
-        </w:drawing>
-      </w:r>
-      <w:r>
-        <w:rPr>
-          <w:lang w:val="en-US"/>
-        </w:rPr>
-        <w:t xml:space="preserve"> </w:t>
-      </w:r>
-      <w:r>
-        <w:t xml:space="preserve">appears below the fader in each signal bar. Click this button to display the timeline editing window of the Cue Player. Click on the lines in the chart to add polyline control points (right-click </w:t>
-      </w:r>
-      <w:r>
-        <w:rPr>
-          <w:rFonts w:hint="eastAsia"/>
-        </w:rPr>
-        <w:t>for</w:t>
-      </w:r>
-      <w:r>
-        <w:rPr>
-          <w:lang w:val="en-US"/>
-        </w:rPr>
-        <w:t xml:space="preserve"> </w:t>
-      </w:r>
-      <w:r>
-        <w:t>Bezier curves), and drag the control points to design an output variation curve for the current signal bar. When finished, click the "Save" button and close the timeline editing window.</w:t>
-      </w:r>
-    </w:p>
-    <w:p/>
-    <w:p>
-      <w:pPr>
-        <w:pStyle w:val="ListParagraph"/>
-        <w:numPr>
-          <w:ilvl w:val="0"/>
-          <w:numId w:val="12"/>
-        </w:numPr>
-      </w:pPr>
-      <w:r>
-        <w:t>Complete the output curve design for the red, green, and blue signal bars using this method, then click the "Save Preset" button. After this, clicking the "Preset 1" button will start the Cue Player to execute the RGB dynamic lighting program we just designed.</w:t>
-      </w:r>
-    </w:p>
-    <w:p/>
-    <w:p>
-      <w:pPr>
-        <w:pStyle w:val="ListParagraph"/>
-        <w:numPr>
-          <w:ilvl w:val="0"/>
-          <w:numId w:val="12"/>
-        </w:numPr>
-      </w:pPr>
-      <w:r>
-        <w:t>After completing "Preset 1" design, we can continue designing "Preset 2", "Preset 3"... using the method described above. Each preset contains a different set of signal output curves, corresponding to different dynamic lighting programs. If you want the launched program content to play in a loop, click "Cue Options" in the bottom-right corner of the timeline editing window and check "Repeat".</w:t>
-      </w:r>
-    </w:p>
-    <w:p/>
-    <w:p/>
-    <w:p>
-      <w:pPr>
-        <w:rPr>
-          <w:b/>
-          <w:bCs/>
-        </w:rPr>
-      </w:pPr>
-      <w:r>
-        <w:rPr>
-          <w:b/>
-          <w:bCs/>
-        </w:rPr>
-        <w:t>4. Switch Scenes (Manual)</w:t>
-      </w:r>
-    </w:p>
-    <w:p>
-      <w:r>
-        <w:t xml:space="preserve">Activate the saved Presets and Cue Players by tapping the buttons in the Preset Launcher or a remote web page in another smart phone. </w:t>
-      </w:r>
-    </w:p>
-    <w:p/>
-    <w:p>
-      <w:pPr>
-        <w:pStyle w:val="ListParagraph"/>
-        <w:numPr>
-          <w:ilvl w:val="0"/>
-          <w:numId w:val="12"/>
-        </w:numPr>
-      </w:pPr>
-      <w:r>
-        <w:t>You can click buttons in the Preset Launcher at any time to start various pre-designed scenes.</w:t>
-      </w:r>
-    </w:p>
-    <w:p/>
-    <w:p>
-      <w:pPr>
-        <w:pStyle w:val="ListParagraph"/>
-        <w:numPr>
-          <w:ilvl w:val="0"/>
-          <w:numId w:val="12"/>
-        </w:numPr>
-      </w:pPr>
-      <w:r>
-        <w:t>During performance, you might want to launch presets through your phone or tablet. Right-click any preset button, select "Remote Control" from the popup context menu, and click the "Start" button. Take out your phone and scan the QR code on the screen. Make sure your phone is using the same local network WiFi as your computer, and a page showing the same preset buttons will appear on your phone. Pressing buttons on your phone will have the same effect as on your computer.</w:t>
-      </w:r>
-    </w:p>
-    <w:p/>
-    <w:p/>
-    <w:p>
-      <w:pPr>
-        <w:rPr>
-          <w:b/>
-          <w:bCs/>
-        </w:rPr>
-      </w:pPr>
-      <w:r>
-        <w:rPr>
-          <w:b/>
-          <w:bCs/>
-        </w:rPr>
-        <w:t>5. Trigger Scenes (Automatic)</w:t>
-      </w:r>
-    </w:p>
-    <w:p>
-      <w:r>
-        <w:rPr>
-          <w:lang w:val="en-US"/>
-        </w:rPr>
-        <w:t>A</w:t>
-      </w:r>
-      <w:r>
-        <w:rPr>
-          <w:lang w:val="en-US"/>
-        </w:rPr>
-        <w:t>lternatively</w:t>
-      </w:r>
-      <w:r>
-        <w:rPr>
-          <w:lang w:val="en-US"/>
-        </w:rPr>
-        <w:t xml:space="preserve">, </w:t>
-      </w:r>
-      <w:r>
-        <w:t xml:space="preserve">connects scene switching to specific sensor </w:t>
-      </w:r>
-      <w:r>
-        <w:rPr>
-          <w:lang w:val="en-US"/>
-        </w:rPr>
-        <w:t>triggers,</w:t>
-      </w:r>
-      <w:r>
-        <w:t xml:space="preserve"> </w:t>
-      </w:r>
-      <w:r>
-        <w:t xml:space="preserve">by selecting the sensors as inputs and Presets as outputs in the signal bars. </w:t>
-      </w:r>
-    </w:p>
-    <w:p/>
-    <w:p>
-      <w:pPr>
-        <w:pStyle w:val="ListParagraph"/>
-        <w:numPr>
-          <w:ilvl w:val="0"/>
-          <w:numId w:val="12"/>
-        </w:numPr>
-      </w:pPr>
-      <w:r>
-        <w:t>We usually use Arduino to connect various sensors, but in this experiment for beginners, we won't connect any external hardware. Instead, we'll use keyboard keys to simulate external signal triggers. Please click the "+" button in the top-left corner of the main window to create another blank signal bar in the Signal Link Table. In the top-right corner of the main window, select "Input Source" as "Hot Key" + "(none)" + "(none)" + "A", then click the "Apply" button. This way, the signal bar can receive input signals when users press the A key on the keyboard.</w:t>
-      </w:r>
-    </w:p>
-    <w:p/>
-    <w:p>
-      <w:pPr>
-        <w:pStyle w:val="ListParagraph"/>
-        <w:numPr>
-          <w:ilvl w:val="0"/>
-          <w:numId w:val="12"/>
-        </w:numPr>
-      </w:pPr>
-      <w:r>
-        <w:t>Then, in the bottom-right corner of the main window, select "Output Destination" as "Preset Launcher" + "Preset 1", and click the "Apply" button. This completes a signal mapping binding on the signal bar. Pressing key "A" will trigger the launch of "Preset 1".</w:t>
-      </w:r>
-    </w:p>
-    <w:p/>
-    <w:p>
-      <w:pPr>
-        <w:pStyle w:val="ListParagraph"/>
-        <w:numPr>
-          <w:ilvl w:val="0"/>
-          <w:numId w:val="12"/>
-        </w:numPr>
-      </w:pPr>
-      <w:r>
-        <w:t>Once the signal mapping between key "A" and "Preset 1" is established, you can also create more key-to-preset mappings following the same procedure. This way, pressing specific keys will trigger specific presets to launch various scenes.</w:t>
-      </w:r>
-    </w:p>
-    <w:p/>
-    <w:p/>
-    <w:p>
-      <w:pPr>
-        <w:rPr>
-          <w:b/>
-          <w:bCs/>
-        </w:rPr>
-      </w:pPr>
-      <w:r>
-        <w:rPr>
-          <w:rFonts w:hint="eastAsia"/>
-          <w:b/>
-          <w:bCs/>
-        </w:rPr>
-        <w:t>C</w:t>
-      </w:r>
-      <w:r>
-        <w:rPr>
-          <w:b/>
-          <w:bCs/>
-        </w:rPr>
-        <w:t>omplete</w:t>
-      </w:r>
-    </w:p>
-    <w:p>
-      <w:r>
-        <w:t xml:space="preserve">Thus, a live performance lighting console or an interactive art installation is ready. </w:t>
-      </w:r>
-    </w:p>
-    <w:p/>
-    <w:p>
-      <w:r>
-        <w:t xml:space="preserve">After completing this experiment, you can continue to explore more signal types and conversion parameters during signal mapping. For example, you can try setting the signal bar's output end to "Audio Player" and adding a synchronized sound to your scene. </w:t>
-      </w:r>
-    </w:p>
-    <w:p/>
-    <w:p>
-      <w:pPr>
-        <w:rPr>
           <w:lang w:val="en-US"/>
         </w:rPr>
       </w:pPr>
@@ -3028,7 +3065,7 @@
       </w:r>
     </w:p>
     <w:p>
-      <w:hyperlink r:id="rId16" w:history="1">
+      <w:hyperlink r:id="rId13" w:history="1">
         <w:r>
           <w:rPr>
             <w:rStyle w:val="Hyperlink"/>
@@ -3112,7 +3149,7 @@
         </w:rPr>
         <w:t xml:space="preserve">Please visit </w:t>
       </w:r>
-      <w:hyperlink r:id="rId17" w:history="1">
+      <w:hyperlink r:id="rId14" w:history="1">
         <w:r>
           <w:rPr>
             <w:rStyle w:val="Hyperlink"/>
@@ -3824,7 +3861,7 @@
         </w:rPr>
         <w:br/>
       </w:r>
-      <w:hyperlink r:id="rId18" w:history="1">
+      <w:hyperlink r:id="rId15" w:history="1">
         <w:r>
           <w:rPr>
             <w:rStyle w:val="Hyperlink"/>
@@ -4019,7 +4056,7 @@
         </w:rPr>
         <w:br/>
       </w:r>
-      <w:hyperlink r:id="rId19" w:history="1">
+      <w:hyperlink r:id="rId16" w:history="1">
         <w:r>
           <w:rPr>
             <w:rStyle w:val="Hyperlink"/>
@@ -4087,7 +4124,7 @@
         </w:rPr>
         <w:br/>
       </w:r>
-      <w:hyperlink r:id="rId20" w:history="1">
+      <w:hyperlink r:id="rId17" w:history="1">
         <w:r>
           <w:rPr>
             <w:rStyle w:val="Hyperlink"/>
@@ -4223,7 +4260,7 @@
         </w:rPr>
         <w:br/>
       </w:r>
-      <w:hyperlink r:id="rId21" w:history="1">
+      <w:hyperlink r:id="rId18" w:history="1">
         <w:r>
           <w:rPr>
             <w:rStyle w:val="Hyperlink"/>
@@ -4418,7 +4455,7 @@
         </w:rPr>
         <w:br/>
       </w:r>
-      <w:hyperlink r:id="rId22" w:history="1">
+      <w:hyperlink r:id="rId19" w:history="1">
         <w:r>
           <w:rPr>
             <w:rStyle w:val="Hyperlink"/>
@@ -4565,7 +4602,7 @@
         </w:rPr>
         <w:t xml:space="preserve">If you would like to rebuild this software using the source code we contributed, please visit </w:t>
       </w:r>
-      <w:hyperlink r:id="rId23" w:history="1">
+      <w:hyperlink r:id="rId20" w:history="1">
         <w:r>
           <w:rPr>
             <w:rStyle w:val="Hyperlink"/>
@@ -4734,7 +4771,7 @@
         </w:rPr>
         <w:t xml:space="preserve"> 4.0.0 </w:t>
       </w:r>
-      <w:hyperlink r:id="rId24" w:history="1">
+      <w:hyperlink r:id="rId21" w:history="1">
         <w:r>
           <w:rPr>
             <w:rStyle w:val="Hyperlink"/>
@@ -4791,7 +4828,7 @@
         </w:rPr>
         <w:t xml:space="preserve"> </w:t>
       </w:r>
-      <w:hyperlink r:id="rId25" w:history="1">
+      <w:hyperlink r:id="rId22" w:history="1">
         <w:r>
           <w:rPr>
             <w:rStyle w:val="Hyperlink"/>
@@ -5109,8 +5146,8 @@
       </w:r>
     </w:p>
     <w:sectPr>
-      <w:footerReference w:type="even" r:id="rId26"/>
-      <w:footerReference w:type="default" r:id="rId27"/>
+      <w:footerReference w:type="even" r:id="rId23"/>
+      <w:footerReference w:type="default" r:id="rId24"/>
       <w:pgSz w:w="16840" w:h="11900" w:orient="landscape"/>
       <w:pgMar w:top="1300" w:right="1508" w:bottom="1124" w:left="1440" w:header="720" w:footer="720" w:gutter="0"/>
       <w:cols w:space="720"/>
@@ -5994,6 +6031,119 @@
     </w:lvl>
   </w:abstractNum>
   <w:abstractNum w:abstractNumId="6" w15:restartNumberingAfterBreak="0">
+    <w:nsid w:val="1BFA7898"/>
+    <w:multiLevelType w:val="multilevel"/>
+    <w:tmpl w:val="83B08708"/>
+    <w:lvl w:ilvl="0">
+      <w:start w:val="1"/>
+      <w:numFmt w:val="decimal"/>
+      <w:lvlText w:val="%1."/>
+      <w:lvlJc w:val="left"/>
+      <w:pPr>
+        <w:tabs>
+          <w:tab w:val="num" w:pos="720"/>
+        </w:tabs>
+        <w:ind w:left="720" w:hanging="360"/>
+      </w:pPr>
+    </w:lvl>
+    <w:lvl w:ilvl="1" w:tentative="1">
+      <w:start w:val="1"/>
+      <w:numFmt w:val="decimal"/>
+      <w:lvlText w:val="%2."/>
+      <w:lvlJc w:val="left"/>
+      <w:pPr>
+        <w:tabs>
+          <w:tab w:val="num" w:pos="1440"/>
+        </w:tabs>
+        <w:ind w:left="1440" w:hanging="360"/>
+      </w:pPr>
+    </w:lvl>
+    <w:lvl w:ilvl="2" w:tentative="1">
+      <w:start w:val="1"/>
+      <w:numFmt w:val="decimal"/>
+      <w:lvlText w:val="%3."/>
+      <w:lvlJc w:val="left"/>
+      <w:pPr>
+        <w:tabs>
+          <w:tab w:val="num" w:pos="2160"/>
+        </w:tabs>
+        <w:ind w:left="2160" w:hanging="360"/>
+      </w:pPr>
+    </w:lvl>
+    <w:lvl w:ilvl="3" w:tentative="1">
+      <w:start w:val="1"/>
+      <w:numFmt w:val="decimal"/>
+      <w:lvlText w:val="%4."/>
+      <w:lvlJc w:val="left"/>
+      <w:pPr>
+        <w:tabs>
+          <w:tab w:val="num" w:pos="2880"/>
+        </w:tabs>
+        <w:ind w:left="2880" w:hanging="360"/>
+      </w:pPr>
+    </w:lvl>
+    <w:lvl w:ilvl="4" w:tentative="1">
+      <w:start w:val="1"/>
+      <w:numFmt w:val="decimal"/>
+      <w:lvlText w:val="%5."/>
+      <w:lvlJc w:val="left"/>
+      <w:pPr>
+        <w:tabs>
+          <w:tab w:val="num" w:pos="3600"/>
+        </w:tabs>
+        <w:ind w:left="3600" w:hanging="360"/>
+      </w:pPr>
+    </w:lvl>
+    <w:lvl w:ilvl="5" w:tentative="1">
+      <w:start w:val="1"/>
+      <w:numFmt w:val="decimal"/>
+      <w:lvlText w:val="%6."/>
+      <w:lvlJc w:val="left"/>
+      <w:pPr>
+        <w:tabs>
+          <w:tab w:val="num" w:pos="4320"/>
+        </w:tabs>
+        <w:ind w:left="4320" w:hanging="360"/>
+      </w:pPr>
+    </w:lvl>
+    <w:lvl w:ilvl="6" w:tentative="1">
+      <w:start w:val="1"/>
+      <w:numFmt w:val="decimal"/>
+      <w:lvlText w:val="%7."/>
+      <w:lvlJc w:val="left"/>
+      <w:pPr>
+        <w:tabs>
+          <w:tab w:val="num" w:pos="5040"/>
+        </w:tabs>
+        <w:ind w:left="5040" w:hanging="360"/>
+      </w:pPr>
+    </w:lvl>
+    <w:lvl w:ilvl="7" w:tentative="1">
+      <w:start w:val="1"/>
+      <w:numFmt w:val="decimal"/>
+      <w:lvlText w:val="%8."/>
+      <w:lvlJc w:val="left"/>
+      <w:pPr>
+        <w:tabs>
+          <w:tab w:val="num" w:pos="5760"/>
+        </w:tabs>
+        <w:ind w:left="5760" w:hanging="360"/>
+      </w:pPr>
+    </w:lvl>
+    <w:lvl w:ilvl="8" w:tentative="1">
+      <w:start w:val="1"/>
+      <w:numFmt w:val="decimal"/>
+      <w:lvlText w:val="%9."/>
+      <w:lvlJc w:val="left"/>
+      <w:pPr>
+        <w:tabs>
+          <w:tab w:val="num" w:pos="6480"/>
+        </w:tabs>
+        <w:ind w:left="6480" w:hanging="360"/>
+      </w:pPr>
+    </w:lvl>
+  </w:abstractNum>
+  <w:abstractNum w:abstractNumId="7" w15:restartNumberingAfterBreak="0">
     <w:nsid w:val="2AA07968"/>
     <w:multiLevelType w:val="hybridMultilevel"/>
     <w:tmpl w:val="BA0C0636"/>
@@ -6105,7 +6255,7 @@
       </w:rPr>
     </w:lvl>
   </w:abstractNum>
-  <w:abstractNum w:abstractNumId="7" w15:restartNumberingAfterBreak="0">
+  <w:abstractNum w:abstractNumId="8" w15:restartNumberingAfterBreak="0">
     <w:nsid w:val="33CD6DEF"/>
     <w:multiLevelType w:val="hybridMultilevel"/>
     <w:tmpl w:val="91C6F538"/>
@@ -6218,7 +6368,7 @@
       </w:rPr>
     </w:lvl>
   </w:abstractNum>
-  <w:abstractNum w:abstractNumId="8" w15:restartNumberingAfterBreak="0">
+  <w:abstractNum w:abstractNumId="9" w15:restartNumberingAfterBreak="0">
     <w:nsid w:val="34E56BD2"/>
     <w:multiLevelType w:val="hybridMultilevel"/>
     <w:tmpl w:val="76E25250"/>
@@ -6330,7 +6480,7 @@
       </w:rPr>
     </w:lvl>
   </w:abstractNum>
-  <w:abstractNum w:abstractNumId="9" w15:restartNumberingAfterBreak="0">
+  <w:abstractNum w:abstractNumId="10" w15:restartNumberingAfterBreak="0">
     <w:nsid w:val="3E9A624E"/>
     <w:multiLevelType w:val="hybridMultilevel"/>
     <w:tmpl w:val="D04ED12E"/>
@@ -6442,7 +6592,7 @@
       </w:rPr>
     </w:lvl>
   </w:abstractNum>
-  <w:abstractNum w:abstractNumId="10" w15:restartNumberingAfterBreak="0">
+  <w:abstractNum w:abstractNumId="11" w15:restartNumberingAfterBreak="0">
     <w:nsid w:val="4271345D"/>
     <w:multiLevelType w:val="hybridMultilevel"/>
     <w:tmpl w:val="886ACD70"/>
@@ -6554,7 +6704,7 @@
       </w:rPr>
     </w:lvl>
   </w:abstractNum>
-  <w:abstractNum w:abstractNumId="11" w15:restartNumberingAfterBreak="0">
+  <w:abstractNum w:abstractNumId="12" w15:restartNumberingAfterBreak="0">
     <w:nsid w:val="4C970916"/>
     <w:multiLevelType w:val="hybridMultilevel"/>
     <w:tmpl w:val="68FE7422"/>
@@ -6666,7 +6816,7 @@
       </w:rPr>
     </w:lvl>
   </w:abstractNum>
-  <w:abstractNum w:abstractNumId="12" w15:restartNumberingAfterBreak="0">
+  <w:abstractNum w:abstractNumId="13" w15:restartNumberingAfterBreak="0">
     <w:nsid w:val="624112AC"/>
     <w:multiLevelType w:val="hybridMultilevel"/>
     <w:tmpl w:val="FBF6C8EE"/>
@@ -6778,7 +6928,7 @@
       </w:rPr>
     </w:lvl>
   </w:abstractNum>
-  <w:abstractNum w:abstractNumId="13" w15:restartNumberingAfterBreak="0">
+  <w:abstractNum w:abstractNumId="14" w15:restartNumberingAfterBreak="0">
     <w:nsid w:val="6966491E"/>
     <w:multiLevelType w:val="multilevel"/>
     <w:tmpl w:val="A986EDA6"/>
@@ -6927,7 +7077,7 @@
       </w:rPr>
     </w:lvl>
   </w:abstractNum>
-  <w:abstractNum w:abstractNumId="14" w15:restartNumberingAfterBreak="0">
+  <w:abstractNum w:abstractNumId="15" w15:restartNumberingAfterBreak="0">
     <w:nsid w:val="6DD71560"/>
     <w:multiLevelType w:val="hybridMultilevel"/>
     <w:tmpl w:val="94D08B9E"/>
@@ -7041,7 +7191,7 @@
       </w:rPr>
     </w:lvl>
   </w:abstractNum>
-  <w:abstractNum w:abstractNumId="15" w15:restartNumberingAfterBreak="0">
+  <w:abstractNum w:abstractNumId="16" w15:restartNumberingAfterBreak="0">
     <w:nsid w:val="6F3C2AC7"/>
     <w:multiLevelType w:val="hybridMultilevel"/>
     <w:tmpl w:val="993AC9C8"/>
@@ -7165,43 +7315,46 @@
     <w:abstractNumId w:val="0"/>
   </w:num>
   <w:num w:numId="4" w16cid:durableId="1678343020">
-    <w:abstractNumId w:val="14"/>
+    <w:abstractNumId w:val="15"/>
   </w:num>
   <w:num w:numId="5" w16cid:durableId="1132986671">
-    <w:abstractNumId w:val="15"/>
+    <w:abstractNumId w:val="16"/>
   </w:num>
   <w:num w:numId="6" w16cid:durableId="2094736684">
-    <w:abstractNumId w:val="13"/>
+    <w:abstractNumId w:val="14"/>
   </w:num>
   <w:num w:numId="7" w16cid:durableId="1773475375">
     <w:abstractNumId w:val="2"/>
   </w:num>
   <w:num w:numId="8" w16cid:durableId="311061534">
-    <w:abstractNumId w:val="8"/>
+    <w:abstractNumId w:val="9"/>
   </w:num>
   <w:num w:numId="9" w16cid:durableId="1091047826">
-    <w:abstractNumId w:val="9"/>
+    <w:abstractNumId w:val="10"/>
   </w:num>
   <w:num w:numId="10" w16cid:durableId="1734237434">
-    <w:abstractNumId w:val="7"/>
+    <w:abstractNumId w:val="8"/>
   </w:num>
   <w:num w:numId="11" w16cid:durableId="1924799566">
     <w:abstractNumId w:val="3"/>
   </w:num>
   <w:num w:numId="12" w16cid:durableId="1955987529">
-    <w:abstractNumId w:val="10"/>
+    <w:abstractNumId w:val="11"/>
   </w:num>
   <w:num w:numId="13" w16cid:durableId="543953685">
-    <w:abstractNumId w:val="11"/>
+    <w:abstractNumId w:val="12"/>
   </w:num>
   <w:num w:numId="14" w16cid:durableId="45154556">
-    <w:abstractNumId w:val="12"/>
+    <w:abstractNumId w:val="13"/>
   </w:num>
   <w:num w:numId="15" w16cid:durableId="783814240">
-    <w:abstractNumId w:val="6"/>
+    <w:abstractNumId w:val="7"/>
   </w:num>
   <w:num w:numId="16" w16cid:durableId="1046641852">
     <w:abstractNumId w:val="1"/>
+  </w:num>
+  <w:num w:numId="17" w16cid:durableId="1327828998">
+    <w:abstractNumId w:val="6"/>
   </w:num>
 </w:numbering>
 </file>
@@ -7845,6 +7998,44 @@
       </w:tcPr>
     </w:tblStylePr>
   </w:style>
+  <w:style w:type="paragraph" w:styleId="NormalWeb">
+    <w:name w:val="Normal (Web)"/>
+    <w:basedOn w:val="Normal"/>
+    <w:uiPriority w:val="99"/>
+    <w:semiHidden/>
+    <w:unhideWhenUsed/>
+    <w:rsid w:val="00DF47BF"/>
+    <w:pPr>
+      <w:spacing w:before="100" w:beforeAutospacing="1" w:after="100" w:afterAutospacing="1"/>
+    </w:pPr>
+    <w:rPr>
+      <w:rFonts w:ascii="Times New Roman" w:eastAsia="Times New Roman" w:hAnsi="Times New Roman" w:cs="Times New Roman"/>
+    </w:rPr>
+  </w:style>
+  <w:style w:type="character" w:styleId="HTMLCode">
+    <w:name w:val="HTML Code"/>
+    <w:basedOn w:val="DefaultParagraphFont"/>
+    <w:uiPriority w:val="99"/>
+    <w:semiHidden/>
+    <w:unhideWhenUsed/>
+    <w:rsid w:val="00DF47BF"/>
+    <w:rPr>
+      <w:rFonts w:ascii="Courier New" w:eastAsia="Times New Roman" w:hAnsi="Courier New" w:cs="Courier New"/>
+      <w:sz w:val="20"/>
+      <w:szCs w:val="20"/>
+    </w:rPr>
+  </w:style>
+  <w:style w:type="character" w:styleId="Strong">
+    <w:name w:val="Strong"/>
+    <w:basedOn w:val="DefaultParagraphFont"/>
+    <w:uiPriority w:val="22"/>
+    <w:qFormat/>
+    <w:rsid w:val="00DF47BF"/>
+    <w:rPr>
+      <w:b/>
+      <w:bCs/>
+    </w:rPr>
+  </w:style>
 </w:styles>
 </file>
 
